--- a/ApexCoach_API_Integration_Contract_v1.0.docx
+++ b/ApexCoach_API_Integration_Contract_v1.0.docx
@@ -1956,7 +1956,7 @@
                 <w:sz w:val="20"/>
                 <w:szCs w:val="20"/>
               </w:rPr>
-              <w:t xml:space="preserve">Tokens are stored in the SQLite database (table: oauth_tokens), encrypted at rest using Fernet symmetric encryption. The encryption key is derived from WHOOP_CLIENT_SECRET — no separate key management required in v1.0. Never store raw tokens in .env or plaintext files.</w:t>
+              <w:t>Tokens are stored in the SQLite database (table: oauth_tokens), encrypted at rest using Fernet symmetric encryption. The encryption key is derived via PBKDF2HMAC from a dedicated APEX_ENCRYPTION_KEY (see SDD §6.3), not from either provider's OAuth client secret — see docs/adr/0005. Never store raw tokens in .env or plaintext files.</w:t>
             </w:r>
           </w:p>
         </w:tc>

--- a/ApexCoach_API_Integration_Contract_v1.0.docx
+++ b/ApexCoach_API_Integration_Contract_v1.0.docx
@@ -7224,7 +7224,7 @@
                 <w:sz w:val="20"/>
                 <w:szCs w:val="20"/>
               </w:rPr>
-              <w:t xml:space="preserve">ollama_adapter.explain(decision_context: dict) -&gt; str</w:t>
+              <w:t>ollama_adapter.explain(decision_context: dict) -&gt; ExplanationResult (see docs/adr/0010)</w:t>
             </w:r>
           </w:p>
         </w:tc>

--- a/ApexCoach_API_Integration_Contract_v1.0.docx
+++ b/ApexCoach_API_Integration_Contract_v1.0.docx
@@ -2263,7 +2263,7 @@
                 <w:sz w:val="20"/>
                 <w:szCs w:val="20"/>
               </w:rPr>
-              <w:t xml:space="preserve">whoop_adapter.get_latest_recovery() -&gt; WhoopRecovery</w:t>
+              <w:t>whoop_adapter.get_latest_recovery() -&gt; WhoopRecovery — internal only, see §2.5 / docs/adr/0011</w:t>
             </w:r>
           </w:p>
         </w:tc>
@@ -3236,7 +3236,7 @@
                 <w:sz w:val="20"/>
                 <w:szCs w:val="20"/>
               </w:rPr>
-              <w:t xml:space="preserve">whoop_adapter.get_latest_cycle() -&gt; WhoopCycle</w:t>
+              <w:t>whoop_adapter.get_latest_cycle() -&gt; WhoopCycle — internal only, see §2.5 / docs/adr/0011</w:t>
             </w:r>
           </w:p>
         </w:tc>
@@ -3591,6 +3591,277 @@
                 <w:szCs w:val="17"/>
               </w:rPr>
               <w:t xml:space="preserve">}</w:t>
+            </w:r>
+          </w:p>
+        </w:tc>
+      </w:tr>
+    </w:tbl>
+    <w:tbl>
+      <w:tblPr>
+        <w:tblW w:type="dxa" w:w="9360"/>
+        <w:tblBorders>
+          <w:top w:val="single" w:color="auto" w:sz="4"/>
+          <w:left w:val="single" w:color="auto" w:sz="4"/>
+          <w:bottom w:val="single" w:color="auto" w:sz="4"/>
+          <w:right w:val="single" w:color="auto" w:sz="4"/>
+          <w:insideH w:val="single" w:color="auto" w:sz="4"/>
+          <w:insideV w:val="single" w:color="auto" w:sz="4"/>
+        </w:tblBorders>
+      </w:tblPr>
+      <w:tblGrid>
+        <w:gridCol w:w="9360"/>
+      </w:tblGrid>
+      <w:tr>
+        <w:tc>
+          <w:tcPr>
+            <w:tcBorders>
+              <w:top w:val="single" w:color="2E75B6" w:sz="4"/>
+              <w:left w:val="single" w:color="2E75B6" w:sz="8"/>
+              <w:bottom w:val="single" w:color="2E75B6" w:sz="4"/>
+              <w:right w:val="single" w:color="CCCCCC" w:sz="1"/>
+            </w:tcBorders>
+            <w:shd w:fill="F0F4F8" w:val="clear"/>
+            <w:tcMar>
+              <w:top w:type="dxa" w:w="160"/>
+              <w:left w:type="dxa" w:w="240"/>
+              <w:bottom w:type="dxa" w:w="160"/>
+              <w:right w:type="dxa" w:w="240"/>
+            </w:tcMar>
+          </w:tcPr>
+          <w:p>
+            <w:pPr>
+              <w:spacing w:after="20" w:before="20"/>
+            </w:pPr>
+            <w:r>
+              <w:rPr>
+                <w:rFonts w:ascii="Courier New" w:cs="Courier New" w:eastAsia="Courier New" w:hAnsi="Courier New"/>
+                <w:color w:val="1A3A5C"/>
+                <w:sz w:val="17"/>
+                <w:szCs w:val="17"/>
+              </w:rPr>
+              <w:t>class WhoopCycleScore(BaseModel):</w:t>
+            </w:r>
+          </w:p>
+          <w:p>
+            <w:pPr>
+              <w:spacing w:after="20" w:before="20"/>
+            </w:pPr>
+            <w:r>
+              <w:rPr>
+                <w:rFonts w:ascii="Courier New" w:cs="Courier New" w:eastAsia="Courier New" w:hAnsi="Courier New"/>
+                <w:color w:val="1A3A5C"/>
+                <w:sz w:val="17"/>
+                <w:szCs w:val="17"/>
+              </w:rPr>
+              <w:t xml:space="preserve">    strain:             float          # 0.0-21.0. Day strain accumulated so far.</w:t>
+            </w:r>
+          </w:p>
+          <w:p>
+            <w:pPr>
+              <w:spacing w:after="20" w:before="20"/>
+            </w:pPr>
+            <w:r>
+              <w:rPr>
+                <w:rFonts w:ascii="Courier New" w:cs="Courier New" w:eastAsia="Courier New" w:hAnsi="Courier New"/>
+                <w:color w:val="1A3A5C"/>
+                <w:sz w:val="17"/>
+                <w:szCs w:val="17"/>
+              </w:rPr>
+              <w:t xml:space="preserve">    kilojoule:          float</w:t>
+            </w:r>
+          </w:p>
+          <w:p>
+            <w:pPr>
+              <w:spacing w:after="20" w:before="20"/>
+            </w:pPr>
+            <w:r>
+              <w:rPr>
+                <w:rFonts w:ascii="Courier New" w:cs="Courier New" w:eastAsia="Courier New" w:hAnsi="Courier New"/>
+                <w:color w:val="1A3A5C"/>
+                <w:sz w:val="17"/>
+                <w:szCs w:val="17"/>
+              </w:rPr>
+              <w:t xml:space="preserve">    average_heart_rate: int</w:t>
+            </w:r>
+          </w:p>
+          <w:p>
+            <w:pPr>
+              <w:spacing w:after="20" w:before="20"/>
+            </w:pPr>
+            <w:r>
+              <w:rPr>
+                <w:rFonts w:ascii="Courier New" w:cs="Courier New" w:eastAsia="Courier New" w:hAnsi="Courier New"/>
+                <w:color w:val="1A3A5C"/>
+                <w:sz w:val="17"/>
+                <w:szCs w:val="17"/>
+              </w:rPr>
+              <w:t xml:space="preserve">    max_heart_rate:     int</w:t>
+            </w:r>
+          </w:p>
+          <w:p>
+            <w:pPr>
+              <w:spacing w:after="20" w:before="20"/>
+            </w:pPr>
+            <w:r>
+              <w:rPr>
+                <w:rFonts w:ascii="Courier New" w:cs="Courier New" w:eastAsia="Courier New" w:hAnsi="Courier New"/>
+                <w:color w:val="1A3A5C"/>
+                <w:sz w:val="17"/>
+                <w:szCs w:val="17"/>
+              </w:rPr>
+            </w:r>
+          </w:p>
+          <w:p>
+            <w:pPr>
+              <w:spacing w:after="20" w:before="20"/>
+            </w:pPr>
+            <w:r>
+              <w:rPr>
+                <w:rFonts w:ascii="Courier New" w:cs="Courier New" w:eastAsia="Courier New" w:hAnsi="Courier New"/>
+                <w:color w:val="1A3A5C"/>
+                <w:sz w:val="17"/>
+                <w:szCs w:val="17"/>
+              </w:rPr>
+              <w:t>class WhoopCycle(BaseModel):</w:t>
+            </w:r>
+          </w:p>
+          <w:p>
+            <w:pPr>
+              <w:spacing w:after="20" w:before="20"/>
+            </w:pPr>
+            <w:r>
+              <w:rPr>
+                <w:rFonts w:ascii="Courier New" w:cs="Courier New" w:eastAsia="Courier New" w:hAnsi="Courier New"/>
+                <w:color w:val="1A3A5C"/>
+                <w:sz w:val="17"/>
+                <w:szCs w:val="17"/>
+              </w:rPr>
+              <w:t xml:space="preserve">    id:          int</w:t>
+            </w:r>
+          </w:p>
+          <w:p>
+            <w:pPr>
+              <w:spacing w:after="20" w:before="20"/>
+            </w:pPr>
+            <w:r>
+              <w:rPr>
+                <w:rFonts w:ascii="Courier New" w:cs="Courier New" w:eastAsia="Courier New" w:hAnsi="Courier New"/>
+                <w:color w:val="1A3A5C"/>
+                <w:sz w:val="17"/>
+                <w:szCs w:val="17"/>
+              </w:rPr>
+              <w:t xml:space="preserve">    created_at:  datetime</w:t>
+            </w:r>
+          </w:p>
+          <w:p>
+            <w:pPr>
+              <w:spacing w:after="20" w:before="20"/>
+            </w:pPr>
+            <w:r>
+              <w:rPr>
+                <w:rFonts w:ascii="Courier New" w:cs="Courier New" w:eastAsia="Courier New" w:hAnsi="Courier New"/>
+                <w:color w:val="1A3A5C"/>
+                <w:sz w:val="17"/>
+                <w:szCs w:val="17"/>
+              </w:rPr>
+              <w:t xml:space="preserve">    score_state: Literal['SCORED', 'PENDING_SCORE', 'UNSCORABLE']</w:t>
+            </w:r>
+          </w:p>
+          <w:p>
+            <w:pPr>
+              <w:spacing w:after="20" w:before="20"/>
+            </w:pPr>
+            <w:r>
+              <w:rPr>
+                <w:rFonts w:ascii="Courier New" w:cs="Courier New" w:eastAsia="Courier New" w:hAnsi="Courier New"/>
+                <w:color w:val="1A3A5C"/>
+                <w:sz w:val="17"/>
+                <w:szCs w:val="17"/>
+              </w:rPr>
+              <w:t xml:space="preserve">    score:       WhoopCycleScore | None = None</w:t>
+            </w:r>
+          </w:p>
+          <w:p>
+            <w:pPr>
+              <w:spacing w:after="20" w:before="20"/>
+            </w:pPr>
+            <w:r>
+              <w:rPr>
+                <w:rFonts w:ascii="Courier New" w:cs="Courier New" w:eastAsia="Courier New" w:hAnsi="Courier New"/>
+                <w:color w:val="1A3A5C"/>
+                <w:sz w:val="17"/>
+                <w:szCs w:val="17"/>
+              </w:rPr>
+            </w:r>
+          </w:p>
+          <w:p>
+            <w:pPr>
+              <w:spacing w:after="20" w:before="20"/>
+            </w:pPr>
+            <w:r>
+              <w:rPr>
+                <w:rFonts w:ascii="Courier New" w:cs="Courier New" w:eastAsia="Courier New" w:hAnsi="Courier New"/>
+                <w:color w:val="1A3A5C"/>
+                <w:sz w:val="17"/>
+                <w:szCs w:val="17"/>
+              </w:rPr>
+              <w:t xml:space="preserve">    @validator('score_state')</w:t>
+            </w:r>
+          </w:p>
+          <w:p>
+            <w:pPr>
+              <w:spacing w:after="20" w:before="20"/>
+            </w:pPr>
+            <w:r>
+              <w:rPr>
+                <w:rFonts w:ascii="Courier New" w:cs="Courier New" w:eastAsia="Courier New" w:hAnsi="Courier New"/>
+                <w:color w:val="1A3A5C"/>
+                <w:sz w:val="17"/>
+                <w:szCs w:val="17"/>
+              </w:rPr>
+              <w:t xml:space="preserve">    def must_be_scored(cls, v):</w:t>
+            </w:r>
+          </w:p>
+          <w:p>
+            <w:pPr>
+              <w:spacing w:after="20" w:before="20"/>
+            </w:pPr>
+            <w:r>
+              <w:rPr>
+                <w:rFonts w:ascii="Courier New" w:cs="Courier New" w:eastAsia="Courier New" w:hAnsi="Courier New"/>
+                <w:color w:val="1A3A5C"/>
+                <w:sz w:val="17"/>
+                <w:szCs w:val="17"/>
+              </w:rPr>
+              <w:t xml:space="preserve">        if v != 'SCORED':</w:t>
+            </w:r>
+          </w:p>
+          <w:p>
+            <w:pPr>
+              <w:spacing w:after="20" w:before="20"/>
+            </w:pPr>
+            <w:r>
+              <w:rPr>
+                <w:rFonts w:ascii="Courier New" w:cs="Courier New" w:eastAsia="Courier New" w:hAnsi="Courier New"/>
+                <w:color w:val="1A3A5C"/>
+                <w:sz w:val="17"/>
+                <w:szCs w:val="17"/>
+              </w:rPr>
+              <w:t xml:space="preserve">            raise ValueError(f'Cycle not yet scored: {v}')</w:t>
+            </w:r>
+          </w:p>
+          <w:p>
+            <w:pPr>
+              <w:spacing w:after="20" w:before="20"/>
+            </w:pPr>
+            <w:r>
+              <w:rPr>
+                <w:rFonts w:ascii="Courier New" w:cs="Courier New" w:eastAsia="Courier New" w:hAnsi="Courier New"/>
+                <w:color w:val="1A3A5C"/>
+                <w:sz w:val="17"/>
+                <w:szCs w:val="17"/>
+              </w:rPr>
+              <w:t xml:space="preserve">        return v</w:t>
             </w:r>
           </w:p>
         </w:tc>
@@ -4100,9 +4371,799 @@
         </w:tc>
       </w:tr>
     </w:tbl>
+    <w:tbl>
+      <w:tblPr>
+        <w:tblW w:type="dxa" w:w="9360"/>
+        <w:tblBorders>
+          <w:top w:val="single" w:color="auto" w:sz="4"/>
+          <w:left w:val="single" w:color="auto" w:sz="4"/>
+          <w:bottom w:val="single" w:color="auto" w:sz="4"/>
+          <w:right w:val="single" w:color="auto" w:sz="4"/>
+          <w:insideH w:val="single" w:color="auto" w:sz="4"/>
+          <w:insideV w:val="single" w:color="auto" w:sz="4"/>
+        </w:tblBorders>
+      </w:tblPr>
+      <w:tblGrid>
+        <w:gridCol w:w="9360"/>
+      </w:tblGrid>
+      <w:tr>
+        <w:tc>
+          <w:tcPr>
+            <w:tcBorders>
+              <w:top w:val="single" w:color="2E75B6" w:sz="4"/>
+              <w:left w:val="single" w:color="2E75B6" w:sz="8"/>
+              <w:bottom w:val="single" w:color="2E75B6" w:sz="4"/>
+              <w:right w:val="single" w:color="CCCCCC" w:sz="1"/>
+            </w:tcBorders>
+            <w:shd w:fill="F0F4F8" w:val="clear"/>
+            <w:tcMar>
+              <w:top w:type="dxa" w:w="160"/>
+              <w:left w:type="dxa" w:w="240"/>
+              <w:bottom w:type="dxa" w:w="160"/>
+              <w:right w:type="dxa" w:w="240"/>
+            </w:tcMar>
+          </w:tcPr>
+          <w:p>
+            <w:pPr>
+              <w:spacing w:after="20" w:before="20"/>
+            </w:pPr>
+            <w:r>
+              <w:rPr>
+                <w:rFonts w:ascii="Courier New" w:cs="Courier New" w:eastAsia="Courier New" w:hAnsi="Courier New"/>
+                <w:color w:val="1A3A5C"/>
+                <w:sz w:val="17"/>
+                <w:szCs w:val="17"/>
+              </w:rPr>
+              <w:t>class WhoopSleepScore(BaseModel):</w:t>
+            </w:r>
+          </w:p>
+          <w:p>
+            <w:pPr>
+              <w:spacing w:after="20" w:before="20"/>
+            </w:pPr>
+            <w:r>
+              <w:rPr>
+                <w:rFonts w:ascii="Courier New" w:cs="Courier New" w:eastAsia="Courier New" w:hAnsi="Courier New"/>
+                <w:color w:val="1A3A5C"/>
+                <w:sz w:val="17"/>
+                <w:szCs w:val="17"/>
+              </w:rPr>
+              <w:t xml:space="preserve">    sleep_performance_percentage: float</w:t>
+            </w:r>
+          </w:p>
+          <w:p>
+            <w:pPr>
+              <w:spacing w:after="20" w:before="20"/>
+            </w:pPr>
+            <w:r>
+              <w:rPr>
+                <w:rFonts w:ascii="Courier New" w:cs="Courier New" w:eastAsia="Courier New" w:hAnsi="Courier New"/>
+                <w:color w:val="1A3A5C"/>
+                <w:sz w:val="17"/>
+                <w:szCs w:val="17"/>
+              </w:rPr>
+              <w:t xml:space="preserve">    total_in_bed_time_milli:      int</w:t>
+            </w:r>
+          </w:p>
+          <w:p>
+            <w:pPr>
+              <w:spacing w:after="20" w:before="20"/>
+            </w:pPr>
+            <w:r>
+              <w:rPr>
+                <w:rFonts w:ascii="Courier New" w:cs="Courier New" w:eastAsia="Courier New" w:hAnsi="Courier New"/>
+                <w:color w:val="1A3A5C"/>
+                <w:sz w:val="17"/>
+                <w:szCs w:val="17"/>
+              </w:rPr>
+              <w:t xml:space="preserve">    total_awake_time_milli:       int</w:t>
+            </w:r>
+          </w:p>
+          <w:p>
+            <w:pPr>
+              <w:spacing w:after="20" w:before="20"/>
+            </w:pPr>
+            <w:r>
+              <w:rPr>
+                <w:rFonts w:ascii="Courier New" w:cs="Courier New" w:eastAsia="Courier New" w:hAnsi="Courier New"/>
+                <w:color w:val="1A3A5C"/>
+                <w:sz w:val="17"/>
+                <w:szCs w:val="17"/>
+              </w:rPr>
+            </w:r>
+          </w:p>
+          <w:p>
+            <w:pPr>
+              <w:spacing w:after="20" w:before="20"/>
+            </w:pPr>
+            <w:r>
+              <w:rPr>
+                <w:rFonts w:ascii="Courier New" w:cs="Courier New" w:eastAsia="Courier New" w:hAnsi="Courier New"/>
+                <w:color w:val="1A3A5C"/>
+                <w:sz w:val="17"/>
+                <w:szCs w:val="17"/>
+              </w:rPr>
+              <w:t xml:space="preserve">    @property</w:t>
+            </w:r>
+          </w:p>
+          <w:p>
+            <w:pPr>
+              <w:spacing w:after="20" w:before="20"/>
+            </w:pPr>
+            <w:r>
+              <w:rPr>
+                <w:rFonts w:ascii="Courier New" w:cs="Courier New" w:eastAsia="Courier New" w:hAnsi="Courier New"/>
+                <w:color w:val="1A3A5C"/>
+                <w:sz w:val="17"/>
+                <w:szCs w:val="17"/>
+              </w:rPr>
+              <w:t xml:space="preserve">    def total_sleep_hours(self) -&gt; float:</w:t>
+            </w:r>
+          </w:p>
+          <w:p>
+            <w:pPr>
+              <w:spacing w:after="20" w:before="20"/>
+            </w:pPr>
+            <w:r>
+              <w:rPr>
+                <w:rFonts w:ascii="Courier New" w:cs="Courier New" w:eastAsia="Courier New" w:hAnsi="Courier New"/>
+                <w:color w:val="1A3A5C"/>
+                <w:sz w:val="17"/>
+                <w:szCs w:val="17"/>
+              </w:rPr>
+              <w:t xml:space="preserve">        asleep_milli = self.total_in_bed_time_milli - self.total_awake_time_milli</w:t>
+            </w:r>
+          </w:p>
+          <w:p>
+            <w:pPr>
+              <w:spacing w:after="20" w:before="20"/>
+            </w:pPr>
+            <w:r>
+              <w:rPr>
+                <w:rFonts w:ascii="Courier New" w:cs="Courier New" w:eastAsia="Courier New" w:hAnsi="Courier New"/>
+                <w:color w:val="1A3A5C"/>
+                <w:sz w:val="17"/>
+                <w:szCs w:val="17"/>
+              </w:rPr>
+              <w:t xml:space="preserve">        return asleep_milli / 1000 / 60 / 60</w:t>
+            </w:r>
+          </w:p>
+          <w:p>
+            <w:pPr>
+              <w:spacing w:after="20" w:before="20"/>
+            </w:pPr>
+            <w:r>
+              <w:rPr>
+                <w:rFonts w:ascii="Courier New" w:cs="Courier New" w:eastAsia="Courier New" w:hAnsi="Courier New"/>
+                <w:color w:val="1A3A5C"/>
+                <w:sz w:val="17"/>
+                <w:szCs w:val="17"/>
+              </w:rPr>
+            </w:r>
+          </w:p>
+          <w:p>
+            <w:pPr>
+              <w:spacing w:after="20" w:before="20"/>
+            </w:pPr>
+            <w:r>
+              <w:rPr>
+                <w:rFonts w:ascii="Courier New" w:cs="Courier New" w:eastAsia="Courier New" w:hAnsi="Courier New"/>
+                <w:color w:val="1A3A5C"/>
+                <w:sz w:val="17"/>
+                <w:szCs w:val="17"/>
+              </w:rPr>
+              <w:t>class WhoopSleep(BaseModel):</w:t>
+            </w:r>
+          </w:p>
+          <w:p>
+            <w:pPr>
+              <w:spacing w:after="20" w:before="20"/>
+            </w:pPr>
+            <w:r>
+              <w:rPr>
+                <w:rFonts w:ascii="Courier New" w:cs="Courier New" w:eastAsia="Courier New" w:hAnsi="Courier New"/>
+                <w:color w:val="1A3A5C"/>
+                <w:sz w:val="17"/>
+                <w:szCs w:val="17"/>
+              </w:rPr>
+              <w:t xml:space="preserve">    id:          int</w:t>
+            </w:r>
+          </w:p>
+          <w:p>
+            <w:pPr>
+              <w:spacing w:after="20" w:before="20"/>
+            </w:pPr>
+            <w:r>
+              <w:rPr>
+                <w:rFonts w:ascii="Courier New" w:cs="Courier New" w:eastAsia="Courier New" w:hAnsi="Courier New"/>
+                <w:color w:val="1A3A5C"/>
+                <w:sz w:val="17"/>
+                <w:szCs w:val="17"/>
+              </w:rPr>
+              <w:t xml:space="preserve">    created_at:  datetime</w:t>
+            </w:r>
+          </w:p>
+          <w:p>
+            <w:pPr>
+              <w:spacing w:after="20" w:before="20"/>
+            </w:pPr>
+            <w:r>
+              <w:rPr>
+                <w:rFonts w:ascii="Courier New" w:cs="Courier New" w:eastAsia="Courier New" w:hAnsi="Courier New"/>
+                <w:color w:val="1A3A5C"/>
+                <w:sz w:val="17"/>
+                <w:szCs w:val="17"/>
+              </w:rPr>
+              <w:t xml:space="preserve">    score_state: Literal['SCORED', 'PENDING_SCORE', 'UNSCORABLE']</w:t>
+            </w:r>
+          </w:p>
+          <w:p>
+            <w:pPr>
+              <w:spacing w:after="20" w:before="20"/>
+            </w:pPr>
+            <w:r>
+              <w:rPr>
+                <w:rFonts w:ascii="Courier New" w:cs="Courier New" w:eastAsia="Courier New" w:hAnsi="Courier New"/>
+                <w:color w:val="1A3A5C"/>
+                <w:sz w:val="17"/>
+                <w:szCs w:val="17"/>
+              </w:rPr>
+              <w:t xml:space="preserve">    score:       WhoopSleepScore | None = None</w:t>
+            </w:r>
+          </w:p>
+          <w:p>
+            <w:pPr>
+              <w:spacing w:after="20" w:before="20"/>
+            </w:pPr>
+            <w:r>
+              <w:rPr>
+                <w:rFonts w:ascii="Courier New" w:cs="Courier New" w:eastAsia="Courier New" w:hAnsi="Courier New"/>
+                <w:color w:val="1A3A5C"/>
+                <w:sz w:val="17"/>
+                <w:szCs w:val="17"/>
+              </w:rPr>
+            </w:r>
+          </w:p>
+          <w:p>
+            <w:pPr>
+              <w:spacing w:after="20" w:before="20"/>
+            </w:pPr>
+            <w:r>
+              <w:rPr>
+                <w:rFonts w:ascii="Courier New" w:cs="Courier New" w:eastAsia="Courier New" w:hAnsi="Courier New"/>
+                <w:color w:val="1A3A5C"/>
+                <w:sz w:val="17"/>
+                <w:szCs w:val="17"/>
+              </w:rPr>
+              <w:t xml:space="preserve">    @validator('score_state')</w:t>
+            </w:r>
+          </w:p>
+          <w:p>
+            <w:pPr>
+              <w:spacing w:after="20" w:before="20"/>
+            </w:pPr>
+            <w:r>
+              <w:rPr>
+                <w:rFonts w:ascii="Courier New" w:cs="Courier New" w:eastAsia="Courier New" w:hAnsi="Courier New"/>
+                <w:color w:val="1A3A5C"/>
+                <w:sz w:val="17"/>
+                <w:szCs w:val="17"/>
+              </w:rPr>
+              <w:t xml:space="preserve">    def must_be_scored(cls, v):</w:t>
+            </w:r>
+          </w:p>
+          <w:p>
+            <w:pPr>
+              <w:spacing w:after="20" w:before="20"/>
+            </w:pPr>
+            <w:r>
+              <w:rPr>
+                <w:rFonts w:ascii="Courier New" w:cs="Courier New" w:eastAsia="Courier New" w:hAnsi="Courier New"/>
+                <w:color w:val="1A3A5C"/>
+                <w:sz w:val="17"/>
+                <w:szCs w:val="17"/>
+              </w:rPr>
+              <w:t xml:space="preserve">        if v != 'SCORED':</w:t>
+            </w:r>
+          </w:p>
+          <w:p>
+            <w:pPr>
+              <w:spacing w:after="20" w:before="20"/>
+            </w:pPr>
+            <w:r>
+              <w:rPr>
+                <w:rFonts w:ascii="Courier New" w:cs="Courier New" w:eastAsia="Courier New" w:hAnsi="Courier New"/>
+                <w:color w:val="1A3A5C"/>
+                <w:sz w:val="17"/>
+                <w:szCs w:val="17"/>
+              </w:rPr>
+              <w:t xml:space="preserve">            raise ValueError(f'Sleep not yet scored: {v}')</w:t>
+            </w:r>
+          </w:p>
+          <w:p>
+            <w:pPr>
+              <w:spacing w:after="20" w:before="20"/>
+            </w:pPr>
+            <w:r>
+              <w:rPr>
+                <w:rFonts w:ascii="Courier New" w:cs="Courier New" w:eastAsia="Courier New" w:hAnsi="Courier New"/>
+                <w:color w:val="1A3A5C"/>
+                <w:sz w:val="17"/>
+                <w:szCs w:val="17"/>
+              </w:rPr>
+              <w:t xml:space="preserve">        return v</w:t>
+            </w:r>
+          </w:p>
+        </w:tc>
+      </w:tr>
+    </w:tbl>
     <w:p>
       <w:r>
         <w:br w:type="page"/>
+      </w:r>
+    </w:p>
+    <w:p>
+      <w:pPr>
+        <w:spacing w:after="80" w:before="80"/>
+      </w:pPr>
+      <w:r>
+        <w:rPr>
+          <w:rFonts w:ascii="Arial" w:cs="Arial" w:eastAsia="Arial" w:hAnsi="Arial"/>
+          <w:sz w:val="22"/>
+          <w:szCs w:val="22"/>
+        </w:rPr>
+      </w:r>
+    </w:p>
+    <w:p>
+      <w:pPr>
+        <w:pStyle w:val="Heading2"/>
+        <w:spacing w:after="120" w:before="320"/>
+      </w:pPr>
+      <w:r>
+        <w:rPr>
+          <w:rFonts w:ascii="Arial" w:cs="Arial" w:eastAsia="Arial" w:hAnsi="Arial"/>
+          <w:b/>
+          <w:bCs/>
+          <w:color w:val="2E75B6"/>
+          <w:sz w:val="26"/>
+          <w:szCs w:val="26"/>
+        </w:rPr>
+        <w:t>2.5 Combined Model — WhoopDailyPayload</w:t>
+      </w:r>
+    </w:p>
+    <w:p>
+      <w:pPr>
+        <w:spacing w:after="80" w:before="80"/>
+      </w:pPr>
+      <w:r>
+        <w:rPr>
+          <w:rFonts w:ascii="Arial" w:cs="Arial" w:eastAsia="Arial" w:hAnsi="Arial"/>
+          <w:b w:val="0"/>
+          <w:sz w:val="22"/>
+          <w:szCs w:val="22"/>
+        </w:rPr>
+        <w:t>whoop_adapter's public method combines all 3 endpoints above into one typed payload per day — see docs/adr/0011. The per-endpoint methods (get_latest_recovery, get_latest_cycle, get_latest_sleep) are internal; callers use get_daily_payload() only.</w:t>
+      </w:r>
+    </w:p>
+    <w:p>
+      <w:pPr>
+        <w:spacing w:after="80" w:before="80"/>
+      </w:pPr>
+      <w:r>
+        <w:rPr>
+          <w:rFonts w:ascii="Arial" w:cs="Arial" w:eastAsia="Arial" w:hAnsi="Arial"/>
+          <w:sz w:val="22"/>
+          <w:szCs w:val="22"/>
+        </w:rPr>
+      </w:r>
+    </w:p>
+    <w:p>
+      <w:pPr>
+        <w:pStyle w:val="Heading3"/>
+        <w:spacing w:after="80" w:before="240"/>
+      </w:pPr>
+      <w:r>
+        <w:rPr>
+          <w:rFonts w:ascii="Arial" w:cs="Arial" w:eastAsia="Arial" w:hAnsi="Arial"/>
+          <w:b/>
+          <w:bCs/>
+          <w:color w:val="1E3A5F"/>
+          <w:sz w:val="22"/>
+          <w:szCs w:val="22"/>
+        </w:rPr>
+        <w:t>Pydantic Model — WhoopDailyPayload</w:t>
+      </w:r>
+    </w:p>
+    <w:tbl>
+      <w:tblPr>
+        <w:tblW w:type="dxa" w:w="9360"/>
+        <w:tblBorders>
+          <w:top w:val="single" w:color="auto" w:sz="4"/>
+          <w:left w:val="single" w:color="auto" w:sz="4"/>
+          <w:bottom w:val="single" w:color="auto" w:sz="4"/>
+          <w:right w:val="single" w:color="auto" w:sz="4"/>
+          <w:insideH w:val="single" w:color="auto" w:sz="4"/>
+          <w:insideV w:val="single" w:color="auto" w:sz="4"/>
+        </w:tblBorders>
+      </w:tblPr>
+      <w:tblGrid>
+        <w:gridCol w:w="9360"/>
+      </w:tblGrid>
+      <w:tr>
+        <w:tc>
+          <w:tcPr>
+            <w:tcBorders>
+              <w:top w:val="single" w:color="2E75B6" w:sz="4"/>
+              <w:left w:val="single" w:color="2E75B6" w:sz="8"/>
+              <w:bottom w:val="single" w:color="2E75B6" w:sz="4"/>
+              <w:right w:val="single" w:color="CCCCCC" w:sz="1"/>
+            </w:tcBorders>
+            <w:shd w:fill="F0F4F8" w:val="clear"/>
+            <w:tcMar>
+              <w:top w:type="dxa" w:w="160"/>
+              <w:left w:type="dxa" w:w="240"/>
+              <w:bottom w:type="dxa" w:w="160"/>
+              <w:right w:type="dxa" w:w="240"/>
+            </w:tcMar>
+          </w:tcPr>
+          <w:p>
+            <w:pPr>
+              <w:spacing w:after="20" w:before="20"/>
+            </w:pPr>
+            <w:r>
+              <w:rPr>
+                <w:rFonts w:ascii="Courier New" w:cs="Courier New" w:eastAsia="Courier New" w:hAnsi="Courier New"/>
+                <w:color w:val="1A3A5C"/>
+                <w:sz w:val="17"/>
+                <w:szCs w:val="17"/>
+              </w:rPr>
+              <w:t>class WhoopDailyPayload(BaseModel):</w:t>
+            </w:r>
+          </w:p>
+          <w:p>
+            <w:pPr>
+              <w:spacing w:after="20" w:before="20"/>
+            </w:pPr>
+            <w:r>
+              <w:rPr>
+                <w:rFonts w:ascii="Courier New" w:cs="Courier New" w:eastAsia="Courier New" w:hAnsi="Courier New"/>
+                <w:color w:val="1A3A5C"/>
+                <w:sz w:val="17"/>
+                <w:szCs w:val="17"/>
+              </w:rPr>
+              <w:t xml:space="preserve">    date:                str            # ISO 8601 date this payload covers</w:t>
+            </w:r>
+          </w:p>
+          <w:p>
+            <w:pPr>
+              <w:spacing w:after="20" w:before="20"/>
+            </w:pPr>
+            <w:r>
+              <w:rPr>
+                <w:rFonts w:ascii="Courier New" w:cs="Courier New" w:eastAsia="Courier New" w:hAnsi="Courier New"/>
+                <w:color w:val="1A3A5C"/>
+                <w:sz w:val="17"/>
+                <w:szCs w:val="17"/>
+              </w:rPr>
+              <w:t xml:space="preserve">    recovery:            WhoopRecovery</w:t>
+            </w:r>
+          </w:p>
+          <w:p>
+            <w:pPr>
+              <w:spacing w:after="20" w:before="20"/>
+            </w:pPr>
+            <w:r>
+              <w:rPr>
+                <w:rFonts w:ascii="Courier New" w:cs="Courier New" w:eastAsia="Courier New" w:hAnsi="Courier New"/>
+                <w:color w:val="1A3A5C"/>
+                <w:sz w:val="17"/>
+                <w:szCs w:val="17"/>
+              </w:rPr>
+              <w:t xml:space="preserve">    cycle:               WhoopCycle</w:t>
+            </w:r>
+          </w:p>
+          <w:p>
+            <w:pPr>
+              <w:spacing w:after="20" w:before="20"/>
+            </w:pPr>
+            <w:r>
+              <w:rPr>
+                <w:rFonts w:ascii="Courier New" w:cs="Courier New" w:eastAsia="Courier New" w:hAnsi="Courier New"/>
+                <w:color w:val="1A3A5C"/>
+                <w:sz w:val="17"/>
+                <w:szCs w:val="17"/>
+              </w:rPr>
+              <w:t xml:space="preserve">    sleep:               WhoopSleep</w:t>
+            </w:r>
+          </w:p>
+          <w:p>
+            <w:pPr>
+              <w:spacing w:after="20" w:before="20"/>
+            </w:pPr>
+            <w:r>
+              <w:rPr>
+                <w:rFonts w:ascii="Courier New" w:cs="Courier New" w:eastAsia="Courier New" w:hAnsi="Courier New"/>
+                <w:color w:val="1A3A5C"/>
+                <w:sz w:val="17"/>
+                <w:szCs w:val="17"/>
+              </w:rPr>
+            </w:r>
+          </w:p>
+          <w:p>
+            <w:pPr>
+              <w:spacing w:after="20" w:before="20"/>
+            </w:pPr>
+            <w:r>
+              <w:rPr>
+                <w:rFonts w:ascii="Courier New" w:cs="Courier New" w:eastAsia="Courier New" w:hAnsi="Courier New"/>
+                <w:color w:val="1A3A5C"/>
+                <w:sz w:val="17"/>
+                <w:szCs w:val="17"/>
+              </w:rPr>
+              <w:t xml:space="preserve">    @property</w:t>
+            </w:r>
+          </w:p>
+          <w:p>
+            <w:pPr>
+              <w:spacing w:after="20" w:before="20"/>
+            </w:pPr>
+            <w:r>
+              <w:rPr>
+                <w:rFonts w:ascii="Courier New" w:cs="Courier New" w:eastAsia="Courier New" w:hAnsi="Courier New"/>
+                <w:color w:val="1A3A5C"/>
+                <w:sz w:val="17"/>
+                <w:szCs w:val="17"/>
+              </w:rPr>
+              <w:t xml:space="preserve">    def recovery_pct(self) -&gt; float | None:</w:t>
+            </w:r>
+          </w:p>
+          <w:p>
+            <w:pPr>
+              <w:spacing w:after="20" w:before="20"/>
+            </w:pPr>
+            <w:r>
+              <w:rPr>
+                <w:rFonts w:ascii="Courier New" w:cs="Courier New" w:eastAsia="Courier New" w:hAnsi="Courier New"/>
+                <w:color w:val="1A3A5C"/>
+                <w:sz w:val="17"/>
+                <w:szCs w:val="17"/>
+              </w:rPr>
+              <w:t xml:space="preserve">        return self.recovery.score.recovery_score if self.recovery.score else None</w:t>
+            </w:r>
+          </w:p>
+          <w:p>
+            <w:pPr>
+              <w:spacing w:after="20" w:before="20"/>
+            </w:pPr>
+            <w:r>
+              <w:rPr>
+                <w:rFonts w:ascii="Courier New" w:cs="Courier New" w:eastAsia="Courier New" w:hAnsi="Courier New"/>
+                <w:color w:val="1A3A5C"/>
+                <w:sz w:val="17"/>
+                <w:szCs w:val="17"/>
+              </w:rPr>
+            </w:r>
+          </w:p>
+          <w:p>
+            <w:pPr>
+              <w:spacing w:after="20" w:before="20"/>
+            </w:pPr>
+            <w:r>
+              <w:rPr>
+                <w:rFonts w:ascii="Courier New" w:cs="Courier New" w:eastAsia="Courier New" w:hAnsi="Courier New"/>
+                <w:color w:val="1A3A5C"/>
+                <w:sz w:val="17"/>
+                <w:szCs w:val="17"/>
+              </w:rPr>
+              <w:t xml:space="preserve">    @property</w:t>
+            </w:r>
+          </w:p>
+          <w:p>
+            <w:pPr>
+              <w:spacing w:after="20" w:before="20"/>
+            </w:pPr>
+            <w:r>
+              <w:rPr>
+                <w:rFonts w:ascii="Courier New" w:cs="Courier New" w:eastAsia="Courier New" w:hAnsi="Courier New"/>
+                <w:color w:val="1A3A5C"/>
+                <w:sz w:val="17"/>
+                <w:szCs w:val="17"/>
+              </w:rPr>
+              <w:t xml:space="preserve">    def hrv_ms(self) -&gt; float | None:</w:t>
+            </w:r>
+          </w:p>
+          <w:p>
+            <w:pPr>
+              <w:spacing w:after="20" w:before="20"/>
+            </w:pPr>
+            <w:r>
+              <w:rPr>
+                <w:rFonts w:ascii="Courier New" w:cs="Courier New" w:eastAsia="Courier New" w:hAnsi="Courier New"/>
+                <w:color w:val="1A3A5C"/>
+                <w:sz w:val="17"/>
+                <w:szCs w:val="17"/>
+              </w:rPr>
+              <w:t xml:space="preserve">        return self.recovery.score.hrv_rmssd_milli if self.recovery.score else None</w:t>
+            </w:r>
+          </w:p>
+          <w:p>
+            <w:pPr>
+              <w:spacing w:after="20" w:before="20"/>
+            </w:pPr>
+            <w:r>
+              <w:rPr>
+                <w:rFonts w:ascii="Courier New" w:cs="Courier New" w:eastAsia="Courier New" w:hAnsi="Courier New"/>
+                <w:color w:val="1A3A5C"/>
+                <w:sz w:val="17"/>
+                <w:szCs w:val="17"/>
+              </w:rPr>
+            </w:r>
+          </w:p>
+          <w:p>
+            <w:pPr>
+              <w:spacing w:after="20" w:before="20"/>
+            </w:pPr>
+            <w:r>
+              <w:rPr>
+                <w:rFonts w:ascii="Courier New" w:cs="Courier New" w:eastAsia="Courier New" w:hAnsi="Courier New"/>
+                <w:color w:val="1A3A5C"/>
+                <w:sz w:val="17"/>
+                <w:szCs w:val="17"/>
+              </w:rPr>
+              <w:t xml:space="preserve">    @property</w:t>
+            </w:r>
+          </w:p>
+          <w:p>
+            <w:pPr>
+              <w:spacing w:after="20" w:before="20"/>
+            </w:pPr>
+            <w:r>
+              <w:rPr>
+                <w:rFonts w:ascii="Courier New" w:cs="Courier New" w:eastAsia="Courier New" w:hAnsi="Courier New"/>
+                <w:color w:val="1A3A5C"/>
+                <w:sz w:val="17"/>
+                <w:szCs w:val="17"/>
+              </w:rPr>
+              <w:t xml:space="preserve">    def rhr_bpm(self) -&gt; float | None:</w:t>
+            </w:r>
+          </w:p>
+          <w:p>
+            <w:pPr>
+              <w:spacing w:after="20" w:before="20"/>
+            </w:pPr>
+            <w:r>
+              <w:rPr>
+                <w:rFonts w:ascii="Courier New" w:cs="Courier New" w:eastAsia="Courier New" w:hAnsi="Courier New"/>
+                <w:color w:val="1A3A5C"/>
+                <w:sz w:val="17"/>
+                <w:szCs w:val="17"/>
+              </w:rPr>
+              <w:t xml:space="preserve">        return self.recovery.score.resting_heart_rate if self.recovery.score else None</w:t>
+            </w:r>
+          </w:p>
+          <w:p>
+            <w:pPr>
+              <w:spacing w:after="20" w:before="20"/>
+            </w:pPr>
+            <w:r>
+              <w:rPr>
+                <w:rFonts w:ascii="Courier New" w:cs="Courier New" w:eastAsia="Courier New" w:hAnsi="Courier New"/>
+                <w:color w:val="1A3A5C"/>
+                <w:sz w:val="17"/>
+                <w:szCs w:val="17"/>
+              </w:rPr>
+            </w:r>
+          </w:p>
+          <w:p>
+            <w:pPr>
+              <w:spacing w:after="20" w:before="20"/>
+            </w:pPr>
+            <w:r>
+              <w:rPr>
+                <w:rFonts w:ascii="Courier New" w:cs="Courier New" w:eastAsia="Courier New" w:hAnsi="Courier New"/>
+                <w:color w:val="1A3A5C"/>
+                <w:sz w:val="17"/>
+                <w:szCs w:val="17"/>
+              </w:rPr>
+              <w:t xml:space="preserve">    @property</w:t>
+            </w:r>
+          </w:p>
+          <w:p>
+            <w:pPr>
+              <w:spacing w:after="20" w:before="20"/>
+            </w:pPr>
+            <w:r>
+              <w:rPr>
+                <w:rFonts w:ascii="Courier New" w:cs="Courier New" w:eastAsia="Courier New" w:hAnsi="Courier New"/>
+                <w:color w:val="1A3A5C"/>
+                <w:sz w:val="17"/>
+                <w:szCs w:val="17"/>
+              </w:rPr>
+              <w:t xml:space="preserve">    def strain(self) -&gt; float | None:</w:t>
+            </w:r>
+          </w:p>
+          <w:p>
+            <w:pPr>
+              <w:spacing w:after="20" w:before="20"/>
+            </w:pPr>
+            <w:r>
+              <w:rPr>
+                <w:rFonts w:ascii="Courier New" w:cs="Courier New" w:eastAsia="Courier New" w:hAnsi="Courier New"/>
+                <w:color w:val="1A3A5C"/>
+                <w:sz w:val="17"/>
+                <w:szCs w:val="17"/>
+              </w:rPr>
+              <w:t xml:space="preserve">        return self.cycle.score.strain if self.cycle.score else None</w:t>
+            </w:r>
+          </w:p>
+          <w:p>
+            <w:pPr>
+              <w:spacing w:after="20" w:before="20"/>
+            </w:pPr>
+            <w:r>
+              <w:rPr>
+                <w:rFonts w:ascii="Courier New" w:cs="Courier New" w:eastAsia="Courier New" w:hAnsi="Courier New"/>
+                <w:color w:val="1A3A5C"/>
+                <w:sz w:val="17"/>
+                <w:szCs w:val="17"/>
+              </w:rPr>
+            </w:r>
+          </w:p>
+          <w:p>
+            <w:pPr>
+              <w:spacing w:after="20" w:before="20"/>
+            </w:pPr>
+            <w:r>
+              <w:rPr>
+                <w:rFonts w:ascii="Courier New" w:cs="Courier New" w:eastAsia="Courier New" w:hAnsi="Courier New"/>
+                <w:color w:val="1A3A5C"/>
+                <w:sz w:val="17"/>
+                <w:szCs w:val="17"/>
+              </w:rPr>
+              <w:t xml:space="preserve">    @property</w:t>
+            </w:r>
+          </w:p>
+          <w:p>
+            <w:pPr>
+              <w:spacing w:after="20" w:before="20"/>
+            </w:pPr>
+            <w:r>
+              <w:rPr>
+                <w:rFonts w:ascii="Courier New" w:cs="Courier New" w:eastAsia="Courier New" w:hAnsi="Courier New"/>
+                <w:color w:val="1A3A5C"/>
+                <w:sz w:val="17"/>
+                <w:szCs w:val="17"/>
+              </w:rPr>
+              <w:t xml:space="preserve">    def sleep_hours(self) -&gt; float | None:</w:t>
+            </w:r>
+          </w:p>
+          <w:p>
+            <w:pPr>
+              <w:spacing w:after="20" w:before="20"/>
+            </w:pPr>
+            <w:r>
+              <w:rPr>
+                <w:rFonts w:ascii="Courier New" w:cs="Courier New" w:eastAsia="Courier New" w:hAnsi="Courier New"/>
+                <w:color w:val="1A3A5C"/>
+                <w:sz w:val="17"/>
+                <w:szCs w:val="17"/>
+              </w:rPr>
+              <w:t xml:space="preserve">        return self.sleep.score.total_sleep_hours if self.sleep.score else None</w:t>
+            </w:r>
+          </w:p>
+        </w:tc>
+      </w:tr>
+    </w:tbl>
+    <w:p>
+      <w:pPr>
+        <w:spacing w:after="80" w:before="80"/>
+      </w:pPr>
+      <w:r>
+        <w:rPr>
+          <w:rFonts w:ascii="Arial" w:cs="Arial" w:eastAsia="Arial" w:hAnsi="Arial"/>
+          <w:sz w:val="22"/>
+          <w:szCs w:val="22"/>
+        </w:rPr>
       </w:r>
     </w:p>
     <w:p>

--- a/ApexCoach_API_Integration_Contract_v1.0.docx
+++ b/ApexCoach_API_Integration_Contract_v1.0.docx
@@ -4414,6 +4414,61 @@
                 <w:sz w:val="17"/>
                 <w:szCs w:val="17"/>
               </w:rPr>
+              <w:t>class WhoopSleepStageSummary(BaseModel):</w:t>
+            </w:r>
+          </w:p>
+          <w:p>
+            <w:pPr>
+              <w:spacing w:after="20" w:before="20"/>
+            </w:pPr>
+            <w:r>
+              <w:rPr>
+                <w:rFonts w:ascii="Courier New" w:cs="Courier New" w:eastAsia="Courier New" w:hAnsi="Courier New"/>
+                <w:color w:val="1A3A5C"/>
+                <w:sz w:val="17"/>
+                <w:szCs w:val="17"/>
+              </w:rPr>
+              <w:t xml:space="preserve">    total_in_bed_time_milli: int</w:t>
+            </w:r>
+          </w:p>
+          <w:p>
+            <w:pPr>
+              <w:spacing w:after="20" w:before="20"/>
+            </w:pPr>
+            <w:r>
+              <w:rPr>
+                <w:rFonts w:ascii="Courier New" w:cs="Courier New" w:eastAsia="Courier New" w:hAnsi="Courier New"/>
+                <w:color w:val="1A3A5C"/>
+                <w:sz w:val="17"/>
+                <w:szCs w:val="17"/>
+              </w:rPr>
+              <w:t xml:space="preserve">    total_awake_time_milli:  int</w:t>
+            </w:r>
+          </w:p>
+          <w:p>
+            <w:pPr>
+              <w:spacing w:after="20" w:before="20"/>
+            </w:pPr>
+            <w:r>
+              <w:rPr>
+                <w:rFonts w:ascii="Courier New" w:cs="Courier New" w:eastAsia="Courier New" w:hAnsi="Courier New"/>
+                <w:color w:val="1A3A5C"/>
+                <w:sz w:val="17"/>
+                <w:szCs w:val="17"/>
+              </w:rPr>
+            </w:r>
+          </w:p>
+          <w:p>
+            <w:pPr>
+              <w:spacing w:after="20" w:before="20"/>
+            </w:pPr>
+            <w:r>
+              <w:rPr>
+                <w:rFonts w:ascii="Courier New" w:cs="Courier New" w:eastAsia="Courier New" w:hAnsi="Courier New"/>
+                <w:color w:val="1A3A5C"/>
+                <w:sz w:val="17"/>
+                <w:szCs w:val="17"/>
+              </w:rPr>
               <w:t>class WhoopSleepScore(BaseModel):</w:t>
             </w:r>
           </w:p>
@@ -4442,21 +4497,7 @@
                 <w:sz w:val="17"/>
                 <w:szCs w:val="17"/>
               </w:rPr>
-              <w:t xml:space="preserve">    total_in_bed_time_milli:      int</w:t>
-            </w:r>
-          </w:p>
-          <w:p>
-            <w:pPr>
-              <w:spacing w:after="20" w:before="20"/>
-            </w:pPr>
-            <w:r>
-              <w:rPr>
-                <w:rFonts w:ascii="Courier New" w:cs="Courier New" w:eastAsia="Courier New" w:hAnsi="Courier New"/>
-                <w:color w:val="1A3A5C"/>
-                <w:sz w:val="17"/>
-                <w:szCs w:val="17"/>
-              </w:rPr>
-              <w:t xml:space="preserve">    total_awake_time_milli:       int</w:t>
+              <w:t xml:space="preserve">    stage_summary:                WhoopSleepStageSummary</w:t>
             </w:r>
           </w:p>
           <w:p>
@@ -4511,7 +4552,21 @@
                 <w:sz w:val="17"/>
                 <w:szCs w:val="17"/>
               </w:rPr>
-              <w:t xml:space="preserve">        asleep_milli = self.total_in_bed_time_milli - self.total_awake_time_milli</w:t>
+              <w:t xml:space="preserve">        asleep_milli = (self.stage_summary.total_in_bed_time_milli</w:t>
+            </w:r>
+          </w:p>
+          <w:p>
+            <w:pPr>
+              <w:spacing w:after="20" w:before="20"/>
+            </w:pPr>
+            <w:r>
+              <w:rPr>
+                <w:rFonts w:ascii="Courier New" w:cs="Courier New" w:eastAsia="Courier New" w:hAnsi="Courier New"/>
+                <w:color w:val="1A3A5C"/>
+                <w:sz w:val="17"/>
+                <w:szCs w:val="17"/>
+              </w:rPr>
+              <w:t xml:space="preserve">                         - self.stage_summary.total_awake_time_milli)</w:t>
             </w:r>
           </w:p>
           <w:p>
@@ -4914,7 +4969,7 @@
                 <w:sz w:val="17"/>
                 <w:szCs w:val="17"/>
               </w:rPr>
-              <w:t xml:space="preserve">    def recovery_pct(self) -&gt; float | None:</w:t>
+              <w:t xml:space="preserve">    def whoop_recovery_pct(self) -&gt; float | None:</w:t>
             </w:r>
           </w:p>
           <w:p>
@@ -4969,7 +5024,7 @@
                 <w:sz w:val="17"/>
                 <w:szCs w:val="17"/>
               </w:rPr>
-              <w:t xml:space="preserve">    def hrv_ms(self) -&gt; float | None:</w:t>
+              <w:t xml:space="preserve">    def whoop_hrv_ms(self) -&gt; float | None:</w:t>
             </w:r>
           </w:p>
           <w:p>
@@ -5024,7 +5079,7 @@
                 <w:sz w:val="17"/>
                 <w:szCs w:val="17"/>
               </w:rPr>
-              <w:t xml:space="preserve">    def rhr_bpm(self) -&gt; float | None:</w:t>
+              <w:t xml:space="preserve">    def whoop_rhr_bpm(self) -&gt; float | None:</w:t>
             </w:r>
           </w:p>
           <w:p>
@@ -5079,7 +5134,7 @@
                 <w:sz w:val="17"/>
                 <w:szCs w:val="17"/>
               </w:rPr>
-              <w:t xml:space="preserve">    def strain(self) -&gt; float | None:</w:t>
+              <w:t xml:space="preserve">    def whoop_strain(self) -&gt; float | None:</w:t>
             </w:r>
           </w:p>
           <w:p>
@@ -5134,7 +5189,7 @@
                 <w:sz w:val="17"/>
                 <w:szCs w:val="17"/>
               </w:rPr>
-              <w:t xml:space="preserve">    def sleep_hours(self) -&gt; float | None:</w:t>
+              <w:t xml:space="preserve">    def whoop_sleep_hours(self) -&gt; float | None:</w:t>
             </w:r>
           </w:p>
           <w:p>

--- a/ApexCoach_API_Integration_Contract_v1.0.docx
+++ b/ApexCoach_API_Integration_Contract_v1.0.docx
@@ -6250,7 +6250,7 @@
                 <w:sz w:val="20"/>
                 <w:szCs w:val="20"/>
               </w:rPr>
-              <w:t xml:space="preserve">strava_id is UNIQUE in activities table. INSERT OR IGNORE on sync.</w:t>
+              <w:t>strava_id is UNIQUE in activities table. Upsert on sync (INSERT ... ON CONFLICT DO UPDATE), not INSERT OR IGNORE — resyncs correct data (e.g. Strava-side fixes to avg HR), and rpe is excluded from the update set so it's never clobbered. See docs/adr/0006.</w:t>
             </w:r>
           </w:p>
         </w:tc>

--- a/ApexCoach_API_Integration_Contract_v1.0.docx
+++ b/ApexCoach_API_Integration_Contract_v1.0.docx
@@ -5923,7 +5923,7 @@
           <w:sz w:val="22"/>
           <w:szCs w:val="22"/>
         </w:rPr>
-        <w:t xml:space="preserve">Lists the athlete's recent activities. Called on each sync to detect new sessions since the last stored Strava ID. Uses the after parameter to fetch only new activities — never re-fetches what is already stored.</w:t>
+        <w:t>Lists the athlete's recent activities. Called on each sync to detect new sessions since the last stored Strava ID. Uses the after parameter to minimise redundant fetches — but a strava_id can still reappear (e.g. a Strava-side edit within the polling window), which is exactly why sync upserts rather than assumes no overlap. See Deduplication below.</w:t>
       </w:r>
     </w:p>
     <w:p>

--- a/ApexCoach_API_Integration_Contract_v1.0.docx
+++ b/ApexCoach_API_Integration_Contract_v1.0.docx
@@ -181,7 +181,7 @@
                 <w:sz w:val="20"/>
                 <w:szCs w:val="20"/>
               </w:rPr>
-              <w:t xml:space="preserve">1.0 — Initial Draft</w:t>
+              <w:t>1.1 — WHOOP v2 correction</w:t>
             </w:r>
           </w:p>
         </w:tc>
@@ -364,7 +364,7 @@
                 <w:sz w:val="20"/>
                 <w:szCs w:val="20"/>
               </w:rPr>
-              <w:t xml:space="preserve">WHOOP Developer API v1 · Strava API v3 · Ollama REST API</w:t>
+              <w:t>WHOOP Developer API v2 · Strava API v3 · Ollama REST API</w:t>
             </w:r>
           </w:p>
         </w:tc>
@@ -742,7 +742,7 @@
                 <w:sz w:val="20"/>
                 <w:szCs w:val="20"/>
               </w:rPr>
-              <w:t xml:space="preserve">WHOOP v1</w:t>
+              <w:t>WHOOP v2</w:t>
             </w:r>
           </w:p>
         </w:tc>
@@ -798,7 +798,7 @@
                 <w:sz w:val="20"/>
                 <w:szCs w:val="20"/>
               </w:rPr>
-              <w:t xml:space="preserve">api.prod.whoop.com/developer/v1</w:t>
+              <w:t>api.prod.whoop.com</w:t>
             </w:r>
           </w:p>
         </w:tc>
@@ -1269,7 +1269,7 @@
           <w:sz w:val="22"/>
           <w:szCs w:val="22"/>
         </w:rPr>
-        <w:t xml:space="preserve">WHOOP uses OAuth 2.0 Authorization Code flow with PKCE. This is a one-time browser handshake. Subsequent runs use the stored refresh token to obtain new access tokens automatically.</w:t>
+        <w:t>WHOOP uses OAuth 2.0 Authorization Code flow with PKCE. This is a one-time browser handshake. WHOOP does not accept http://localhost redirect URIs, so the redirect_uri points at a hosted callback landing page; after approving in the browser, the athlete copies the code and state it displays and pastes them into the CLI to complete the exchange. Subsequent runs use the stored refresh token to obtain new access tokens automatically.</w:t>
       </w:r>
     </w:p>
     <w:p>
@@ -1365,7 +1365,7 @@
                 <w:sz w:val="17"/>
                 <w:szCs w:val="17"/>
               </w:rPr>
-              <w:t xml:space="preserve">  Set redirect URI: http://localhost:8080/callback</w:t>
+              <w:t xml:space="preserve">  Set redirect URI: https://matna449.github.io/ApexCoach/callback.html  &lt;- WHOOP rejects http://localhost redirects</w:t>
             </w:r>
           </w:p>
           <w:p>
@@ -1449,21 +1449,21 @@
                 <w:sz w:val="17"/>
                 <w:szCs w:val="17"/>
               </w:rPr>
-              <w:t xml:space="preserve">    &amp;redirect_uri=http://localhost:8080/callback</w:t>
-            </w:r>
-          </w:p>
-          <w:p>
-            <w:pPr>
-              <w:spacing w:after="20" w:before="20"/>
-            </w:pPr>
-            <w:r>
-              <w:rPr>
-                <w:rFonts w:ascii="Courier New" w:cs="Courier New" w:eastAsia="Courier New" w:hAnsi="Courier New"/>
-                <w:color w:val="1A3A5C"/>
-                <w:sz w:val="17"/>
-                <w:szCs w:val="17"/>
-              </w:rPr>
-              <w:t xml:space="preserve">    &amp;scope=read:recovery read:sleep read:strain read:body_measurement</w:t>
+              <w:t xml:space="preserve">    &amp;redirect_uri=https://matna449.github.io/ApexCoach/callback.html</w:t>
+            </w:r>
+          </w:p>
+          <w:p>
+            <w:pPr>
+              <w:spacing w:after="20" w:before="20"/>
+            </w:pPr>
+            <w:r>
+              <w:rPr>
+                <w:rFonts w:ascii="Courier New" w:cs="Courier New" w:eastAsia="Courier New" w:hAnsi="Courier New"/>
+                <w:color w:val="1A3A5C"/>
+                <w:sz w:val="17"/>
+                <w:szCs w:val="17"/>
+              </w:rPr>
+              <w:t xml:space="preserve">    &amp;scope=read:recovery read:cycles read:sleep offline</w:t>
             </w:r>
           </w:p>
           <w:p>
@@ -1533,7 +1533,7 @@
                 <w:sz w:val="17"/>
                 <w:szCs w:val="17"/>
               </w:rPr>
-              <w:t xml:space="preserve">STEP 3 — TOKEN EXCHANGE (after browser redirect)</w:t>
+              <w:t>STEP 3 — TOKEN EXCHANGE (after athlete pastes the code+state from the callback page into the CLI)</w:t>
             </w:r>
           </w:p>
           <w:p>
@@ -1645,7 +1645,7 @@
                 <w:sz w:val="17"/>
                 <w:szCs w:val="17"/>
               </w:rPr>
-              <w:t xml:space="preserve">    redirect_uri=http://localhost:8080/callback</w:t>
+              <w:t xml:space="preserve">    redirect_uri=https://matna449.github.io/ApexCoach/callback.html</w:t>
             </w:r>
           </w:p>
           <w:p>
@@ -1984,7 +1984,7 @@
           <w:sz w:val="26"/>
           <w:szCs w:val="26"/>
         </w:rPr>
-        <w:t xml:space="preserve">2.2 Endpoint: GET /v1/recovery</w:t>
+        <w:t>2.2 Endpoint: GET /developer/v2/recovery</w:t>
       </w:r>
     </w:p>
     <w:p>
@@ -2080,7 +2080,7 @@
                 <w:sz w:val="20"/>
                 <w:szCs w:val="20"/>
               </w:rPr>
-              <w:t xml:space="preserve">GET /v1/recovery</w:t>
+              <w:t>GET /developer/v2/recovery</w:t>
             </w:r>
           </w:p>
         </w:tc>
@@ -2291,7 +2291,7 @@
           <w:sz w:val="22"/>
           <w:szCs w:val="22"/>
         </w:rPr>
-        <w:t xml:space="preserve">Mock Payload — GET /v1/recovery</w:t>
+        <w:t>Mock Payload — GET /developer/v2/recovery</w:t>
       </w:r>
     </w:p>
     <w:tbl>
@@ -2393,7 +2393,7 @@
                 <w:sz w:val="17"/>
                 <w:szCs w:val="17"/>
               </w:rPr>
-              <w:t xml:space="preserve">      "sleep_id":         112847293,</w:t>
+              <w:t xml:space="preserve">      "sleep_id":         "123e4567-e89b-12d3-a456-426614174000",</w:t>
             </w:r>
           </w:p>
           <w:p>
@@ -2957,7 +2957,7 @@
           <w:sz w:val="26"/>
           <w:szCs w:val="26"/>
         </w:rPr>
-        <w:t xml:space="preserve">2.3 Endpoint: GET /v1/cycle</w:t>
+        <w:t>2.3 Endpoint: GET /developer/v2/cycle</w:t>
       </w:r>
     </w:p>
     <w:p>
@@ -3053,7 +3053,7 @@
                 <w:sz w:val="20"/>
                 <w:szCs w:val="20"/>
               </w:rPr>
-              <w:t xml:space="preserve">GET /v1/cycle</w:t>
+              <w:t>GET /developer/v2/cycle</w:t>
             </w:r>
           </w:p>
         </w:tc>
@@ -3264,7 +3264,7 @@
           <w:sz w:val="22"/>
           <w:szCs w:val="22"/>
         </w:rPr>
-        <w:t xml:space="preserve">Mock Payload — GET /v1/cycle</w:t>
+        <w:t>Mock Payload — GET /developer/v2/cycle</w:t>
       </w:r>
     </w:p>
     <w:tbl>
@@ -3889,7 +3889,7 @@
           <w:sz w:val="26"/>
           <w:szCs w:val="26"/>
         </w:rPr>
-        <w:t xml:space="preserve">2.4 Endpoint: GET /v1/activity/sleep</w:t>
+        <w:t>2.4 Endpoint: GET /developer/v2/activity/sleep</w:t>
       </w:r>
     </w:p>
     <w:p>
@@ -3927,7 +3927,7 @@
           <w:sz w:val="22"/>
           <w:szCs w:val="22"/>
         </w:rPr>
-        <w:t xml:space="preserve">Mock Payload — GET /v1/activity/sleep</w:t>
+        <w:t>Mock Payload — GET /developer/v2/activity/sleep</w:t>
       </w:r>
     </w:p>
     <w:tbl>
@@ -4015,7 +4015,7 @@
                 <w:sz w:val="17"/>
                 <w:szCs w:val="17"/>
               </w:rPr>
-              <w:t xml:space="preserve">      "id":           84729301,</w:t>
+              <w:t xml:space="preserve">      "id":           "3d0590ff-3739-4d9f-b14f-e7525a169699",</w:t>
             </w:r>
           </w:p>
           <w:p>
@@ -4621,7 +4621,7 @@
                 <w:sz w:val="17"/>
                 <w:szCs w:val="17"/>
               </w:rPr>
-              <w:t xml:space="preserve">    id:          int</w:t>
+              <w:t xml:space="preserve">    id:          str</w:t>
             </w:r>
           </w:p>
           <w:p>
@@ -14642,6 +14642,48 @@
                 <w:szCs w:val="20"/>
               </w:rPr>
               <w:t xml:space="preserve">Mattias</w:t>
+            </w:r>
+          </w:p>
+        </w:tc>
+      </w:tr>
+      <w:tr>
+        <w:tc>
+          <w:tcPr>
+            <w:tcW w:type="dxa" w:w="1440"/>
+          </w:tcPr>
+          <w:p>
+            <w:r>
+              <w:t>1.1</w:t>
+            </w:r>
+          </w:p>
+        </w:tc>
+        <w:tc>
+          <w:tcPr>
+            <w:tcW w:type="dxa" w:w="1800"/>
+          </w:tcPr>
+          <w:p>
+            <w:r>
+              <w:t>31 July 2026</w:t>
+            </w:r>
+          </w:p>
+        </w:tc>
+        <w:tc>
+          <w:tcPr>
+            <w:tcW w:type="dxa" w:w="3120"/>
+          </w:tcPr>
+          <w:p>
+            <w:r>
+              <w:t>Corrected against WHOOP's real, live-verified API: v1 endpoints retired, replaced with /developer/v2/recovery, /developer/v2/cycle, /developer/v2/activity/sleep; OAuth scope corrected to read:recovery read:cycles read:sleep offline (read:strain is not a real scope; offline is required for refresh tokens); redirect_uri changed from http://localhost:8080/callback (rejected by WHOOP) to a hosted GitHub Pages callback page with a paste-the-code-back flow; WhoopSleep.id corrected from int to str (WHOOP v2 uses a UUID string for sleep record ids). See docs/adr/0018, GitHub issues #32/#34/#35.</w:t>
+            </w:r>
+          </w:p>
+        </w:tc>
+        <w:tc>
+          <w:tcPr>
+            <w:tcW w:type="dxa" w:w="3000"/>
+          </w:tcPr>
+          <w:p>
+            <w:r>
+              <w:t>Mattias + Claude</w:t>
             </w:r>
           </w:p>
         </w:tc>

--- a/ApexCoach_API_Integration_Contract_v1.0.docx
+++ b/ApexCoach_API_Integration_Contract_v1.0.docx
@@ -181,7 +181,7 @@
                 <w:sz w:val="20"/>
                 <w:szCs w:val="20"/>
               </w:rPr>
-              <w:t>1.1 — WHOOP v2 correction</w:t>
+              <w:t>1.2 — WHOOP v2 + Strava correction</w:t>
             </w:r>
           </w:p>
         </w:tc>
@@ -912,7 +912,7 @@
                 <w:sz w:val="20"/>
                 <w:szCs w:val="20"/>
               </w:rPr>
-              <w:t xml:space="preserve">OAuth 2.0 + PKCE</w:t>
+              <w:t>OAuth 2.0 (no PKCE)</w:t>
             </w:r>
           </w:p>
         </w:tc>
@@ -5268,7 +5268,7 @@
           <w:sz w:val="22"/>
           <w:szCs w:val="22"/>
         </w:rPr>
-        <w:t xml:space="preserve">Strava uses OAuth 2.0 Authorization Code flow. The access token expires after 6 hours. The refresh token is long-lived and rotates on each refresh — always store the new token immediately.</w:t>
+        <w:t>Strava uses OAuth 2.0 Authorization Code flow (no PKCE). The access token expires after 6 hours. The refresh token is long-lived and rotates on each refresh — always store the new token immediately. Strava explicitly whitelists localhost/127.0.0.1 redirect URIs, but for consistency with WHOOP (docs/adr/0018) this also uses the hosted GitHub Pages callback page and a paste-the-code-back flow, rather than a local server.</w:t>
       </w:r>
     </w:p>
     <w:p>
@@ -5350,7 +5350,7 @@
                 <w:sz w:val="17"/>
                 <w:szCs w:val="17"/>
               </w:rPr>
-              <w:t xml:space="preserve">  Set Authorization Callback Domain: localhost</w:t>
+              <w:t xml:space="preserve">  Set redirect URI: https://matna449.github.io/ApexCoach/callback.html</w:t>
             </w:r>
           </w:p>
           <w:p>
@@ -5434,7 +5434,7 @@
                 <w:sz w:val="17"/>
                 <w:szCs w:val="17"/>
               </w:rPr>
-              <w:t xml:space="preserve">    &amp;redirect_uri=http://localhost:8080/callback/strava</w:t>
+              <w:t xml:space="preserve">    &amp;redirect_uri=https://matna449.github.io/ApexCoach/callback.html</w:t>
             </w:r>
           </w:p>
           <w:p>
@@ -5504,21 +5504,21 @@
                 <w:sz w:val="17"/>
                 <w:szCs w:val="17"/>
               </w:rPr>
-              <w:t xml:space="preserve">STEP 3 — TOKEN EXCHANGE</w:t>
-            </w:r>
-          </w:p>
-          <w:p>
-            <w:pPr>
-              <w:spacing w:after="20" w:before="20"/>
-            </w:pPr>
-            <w:r>
-              <w:rPr>
-                <w:rFonts w:ascii="Courier New" w:cs="Courier New" w:eastAsia="Courier New" w:hAnsi="Courier New"/>
-                <w:color w:val="1A3A5C"/>
-                <w:sz w:val="17"/>
-                <w:szCs w:val="17"/>
-              </w:rPr>
-              <w:t xml:space="preserve">  POST https://www.strava.com/oauth/token</w:t>
+              <w:t>STEP 3 — TOKEN EXCHANGE (after athlete pastes the code+state from the callback page into the CLI)</w:t>
+            </w:r>
+          </w:p>
+          <w:p>
+            <w:pPr>
+              <w:spacing w:after="20" w:before="20"/>
+            </w:pPr>
+            <w:r>
+              <w:rPr>
+                <w:rFonts w:ascii="Courier New" w:cs="Courier New" w:eastAsia="Courier New" w:hAnsi="Courier New"/>
+                <w:color w:val="1A3A5C"/>
+                <w:sz w:val="17"/>
+                <w:szCs w:val="17"/>
+              </w:rPr>
+              <w:t xml:space="preserve">  POST https://www.strava.com/api/v3/oauth/token</w:t>
             </w:r>
           </w:p>
           <w:p>
@@ -5756,21 +5756,21 @@
                 <w:sz w:val="17"/>
                 <w:szCs w:val="17"/>
               </w:rPr>
-              <w:t xml:space="preserve">STEP 5 — TOKEN REFRESH (automatic, every 6 hours)</w:t>
-            </w:r>
-          </w:p>
-          <w:p>
-            <w:pPr>
-              <w:spacing w:after="20" w:before="20"/>
-            </w:pPr>
-            <w:r>
-              <w:rPr>
-                <w:rFonts w:ascii="Courier New" w:cs="Courier New" w:eastAsia="Courier New" w:hAnsi="Courier New"/>
-                <w:color w:val="1A3A5C"/>
-                <w:sz w:val="17"/>
-                <w:szCs w:val="17"/>
-              </w:rPr>
-              <w:t xml:space="preserve">  POST https://www.strava.com/oauth/token</w:t>
+              <w:t>STEP 5 — TOKEN REFRESH (automatic, every 6 hours)</w:t>
+            </w:r>
+          </w:p>
+          <w:p>
+            <w:pPr>
+              <w:spacing w:after="20" w:before="20"/>
+            </w:pPr>
+            <w:r>
+              <w:rPr>
+                <w:rFonts w:ascii="Courier New" w:cs="Courier New" w:eastAsia="Courier New" w:hAnsi="Courier New"/>
+                <w:color w:val="1A3A5C"/>
+                <w:sz w:val="17"/>
+                <w:szCs w:val="17"/>
+              </w:rPr>
+              <w:t xml:space="preserve">  POST https://www.strava.com/api/v3/oauth/token</w:t>
             </w:r>
           </w:p>
           <w:p>
@@ -5910,7 +5910,7 @@
           <w:sz w:val="26"/>
           <w:szCs w:val="26"/>
         </w:rPr>
-        <w:t xml:space="preserve">3.2 Endpoint: GET /v3/athlete/activities</w:t>
+        <w:t>3.2 Endpoint: GET /athlete/activities</w:t>
       </w:r>
     </w:p>
     <w:p>
@@ -6006,7 +6006,7 @@
                 <w:sz w:val="20"/>
                 <w:szCs w:val="20"/>
               </w:rPr>
-              <w:t xml:space="preserve">GET /v3/athlete/activities</w:t>
+              <w:t>GET /athlete/activities</w:t>
             </w:r>
           </w:p>
         </w:tc>
@@ -7322,7 +7322,7 @@
           <w:sz w:val="26"/>
           <w:szCs w:val="26"/>
         </w:rPr>
-        <w:t xml:space="preserve">3.3 Endpoint: GET /v3/activities/{id}/streams</w:t>
+        <w:t>3.3 Endpoint: GET /activities/{id}/streams</w:t>
       </w:r>
     </w:p>
     <w:p>
@@ -7418,7 +7418,7 @@
                 <w:sz w:val="20"/>
                 <w:szCs w:val="20"/>
               </w:rPr>
-              <w:t xml:space="preserve">GET /v3/activities/{id}/streams</w:t>
+              <w:t>GET /activities/{id}/streams</w:t>
             </w:r>
           </w:p>
         </w:tc>
@@ -12192,7 +12192,7 @@
                 <w:sz w:val="20"/>
                 <w:szCs w:val="20"/>
               </w:rPr>
-              <w:t xml:space="preserve">Back off and retry after 15 minutes. Log the backoff. All sync operations are batched to minimise total request count.</w:t>
+              <w:t>Back off and retry after 15 minutes (max 3 retries). Log the backoff. All sync operations are batched to minimise total request count.</w:t>
             </w:r>
           </w:p>
         </w:tc>
@@ -14674,6 +14674,48 @@
           <w:p>
             <w:r>
               <w:t>Corrected against WHOOP's real, live-verified API: v1 endpoints retired, replaced with /developer/v2/recovery, /developer/v2/cycle, /developer/v2/activity/sleep; OAuth scope corrected to read:recovery read:cycles read:sleep offline (read:strain is not a real scope; offline is required for refresh tokens); redirect_uri changed from http://localhost:8080/callback (rejected by WHOOP) to a hosted GitHub Pages callback page with a paste-the-code-back flow; WhoopSleep.id corrected from int to str (WHOOP v2 uses a UUID string for sleep record ids). See docs/adr/0018, GitHub issues #32/#34/#35.</w:t>
+            </w:r>
+          </w:p>
+        </w:tc>
+        <w:tc>
+          <w:tcPr>
+            <w:tcW w:type="dxa" w:w="3000"/>
+          </w:tcPr>
+          <w:p>
+            <w:r>
+              <w:t>Mattias + Claude</w:t>
+            </w:r>
+          </w:p>
+        </w:tc>
+      </w:tr>
+      <w:tr>
+        <w:tc>
+          <w:tcPr>
+            <w:tcW w:type="dxa" w:w="1440"/>
+          </w:tcPr>
+          <w:p>
+            <w:r>
+              <w:t>1.2</w:t>
+            </w:r>
+          </w:p>
+        </w:tc>
+        <w:tc>
+          <w:tcPr>
+            <w:tcW w:type="dxa" w:w="1800"/>
+          </w:tcPr>
+          <w:p>
+            <w:r>
+              <w:t>31 July 2026</w:t>
+            </w:r>
+          </w:p>
+        </w:tc>
+        <w:tc>
+          <w:tcPr>
+            <w:tcW w:type="dxa" w:w="3120"/>
+          </w:tcPr>
+          <w:p>
+            <w:r>
+              <w:t>Corrected §3 (Strava) before implementing F02.2, audited against developers.strava.com: token exchange/refresh endpoint corrected to https://www.strava.com/api/v3/oauth/token (was missing /api/v3); §3.2/§3.3 endpoint paths corrected from GET /v3/athlete/activities and GET /v3/activities/{id}/streams to GET /athlete/activities and GET /activities/{id}/streams (were double-counting the /v3 already in the base URL); redirect_uri changed to the hosted GitHub Pages callback page (Strava does whitelist localhost, but this keeps the OAuth flow consistent with WHOOP); §6.2's 429 retry count made explicit (max 3, matching WHOOP). See GitHub issue #10.</w:t>
             </w:r>
           </w:p>
         </w:tc>

--- a/ApexCoach_API_Integration_Contract_v1.0.docx
+++ b/ApexCoach_API_Integration_Contract_v1.0.docx
@@ -181,7 +181,7 @@
                 <w:sz w:val="20"/>
                 <w:szCs w:val="20"/>
               </w:rPr>
-              <w:t>1.2 — WHOOP v2 + Strava correction</w:t>
+              <w:t>1.3 — Ollama ask_followup() added</w:t>
             </w:r>
           </w:p>
         </w:tc>
@@ -8340,7 +8340,7 @@
                 <w:sz w:val="20"/>
                 <w:szCs w:val="20"/>
               </w:rPr>
-              <w:t>ollama_adapter.explain(decision_context: dict) -&gt; ExplanationResult (see docs/adr/0010)</w:t>
+              <w:t>ollama_adapter.explain(decision_context: dict) -&gt; ExplanationResult (see docs/adr/0010); ollama_adapter.ask_followup(decision_context: dict, prior_explanation: str, question: str) -&gt; ExplanationResult for conversational follow-up (see docs/adr/0020)</w:t>
             </w:r>
           </w:p>
         </w:tc>
@@ -14716,6 +14716,48 @@
           <w:p>
             <w:r>
               <w:t>Corrected §3 (Strava) before implementing F02.2, audited against developers.strava.com: token exchange/refresh endpoint corrected to https://www.strava.com/api/v3/oauth/token (was missing /api/v3); §3.2/§3.3 endpoint paths corrected from GET /v3/athlete/activities and GET /v3/activities/{id}/streams to GET /athlete/activities and GET /activities/{id}/streams (were double-counting the /v3 already in the base URL); redirect_uri changed to the hosted GitHub Pages callback page (Strava does whitelist localhost, but this keeps the OAuth flow consistent with WHOOP); §6.2's 429 retry count made explicit (max 3, matching WHOOP). See GitHub issue #10.</w:t>
+            </w:r>
+          </w:p>
+        </w:tc>
+        <w:tc>
+          <w:tcPr>
+            <w:tcW w:type="dxa" w:w="3000"/>
+          </w:tcPr>
+          <w:p>
+            <w:r>
+              <w:t>Mattias + Claude</w:t>
+            </w:r>
+          </w:p>
+        </w:tc>
+      </w:tr>
+      <w:tr>
+        <w:tc>
+          <w:tcPr>
+            <w:tcW w:type="dxa" w:w="1440"/>
+          </w:tcPr>
+          <w:p>
+            <w:r>
+              <w:t>1.3</w:t>
+            </w:r>
+          </w:p>
+        </w:tc>
+        <w:tc>
+          <w:tcPr>
+            <w:tcW w:type="dxa" w:w="1800"/>
+          </w:tcPr>
+          <w:p>
+            <w:r>
+              <w:t>31 July 2026</w:t>
+            </w:r>
+          </w:p>
+        </w:tc>
+        <w:tc>
+          <w:tcPr>
+            <w:tcW w:type="dxa" w:w="3120"/>
+          </w:tcPr>
+          <w:p>
+            <w:r>
+              <w:t>Documented ollama_adapter.ask_followup(decision_context, prior_explanation, question) -&gt; ExplanationResult (Sec 4.1 Adapter Method row) alongside explain() — added while implementing F09.2 (RealOllamaAdapter, #14) after finding the PRD/ADR-0001-documented "conversational follow-up" requirement was never actually added to OllamaAdapterProtocol during F09.1. See docs/adr/0020.</w:t>
             </w:r>
           </w:p>
         </w:tc>
